--- a/Documents/MillerJ_Chapter_3_Final.docx
+++ b/Documents/MillerJ_Chapter_3_Final.docx
@@ -20,23 +20,7 @@
           <w:b/>
           <w:bCs/>
         </w:rPr>
-        <w:t xml:space="preserve">Supply Chain </w:t>
-      </w:r>
-      <w:r>
-        <w:rPr>
-          <w:rFonts w:eastAsia="Times New Roman" w:cs="Times New Roman"/>
-          <w:b/>
-          <w:bCs/>
-        </w:rPr>
-        <w:t>Profit</w:t>
-      </w:r>
-      <w:r>
-        <w:rPr>
-          <w:rFonts w:eastAsia="Times New Roman" w:cs="Times New Roman"/>
-          <w:b/>
-          <w:bCs/>
-        </w:rPr>
-        <w:t xml:space="preserve"> and On-Time Delivery Improvement Using Reinforcement Learning</w:t>
+        <w:t>Supply Chain Cost Reduction and On-Time Delivery Improvement Using Reinforcement Learning</w:t>
       </w:r>
     </w:p>
     <w:p>
@@ -4316,8 +4300,8 @@
       <w:bookmarkStart w:id="11" w:name="_Toc251423629"/>
       <w:bookmarkStart w:id="12" w:name="_Toc464831632"/>
       <w:bookmarkStart w:id="13" w:name="_Toc465328377"/>
-      <w:bookmarkStart w:id="14" w:name="_Toc222773925"/>
-      <w:bookmarkStart w:id="15" w:name="_Toc229316233"/>
+      <w:bookmarkStart w:id="14" w:name="_Toc229316233"/>
+      <w:bookmarkStart w:id="15" w:name="_Toc222773925"/>
       <w:bookmarkEnd w:id="10"/>
       <w:r>
         <w:lastRenderedPageBreak/>
@@ -4326,7 +4310,7 @@
       <w:bookmarkEnd w:id="11"/>
       <w:bookmarkEnd w:id="12"/>
       <w:bookmarkEnd w:id="13"/>
-      <w:bookmarkEnd w:id="14"/>
+      <w:bookmarkEnd w:id="15"/>
     </w:p>
     <w:p>
       <w:pPr>
@@ -4341,7 +4325,7 @@
       <w:bookmarkStart w:id="16" w:name="_Toc464831633"/>
       <w:bookmarkStart w:id="17" w:name="_Toc465328378"/>
       <w:bookmarkStart w:id="18" w:name="_Toc229316234"/>
-      <w:bookmarkEnd w:id="15"/>
+      <w:bookmarkEnd w:id="14"/>
       <w:r>
         <w:rPr>
           <w:sz w:val="24"/>
@@ -5335,25 +5319,7 @@
         <w:rPr>
           <w:rFonts w:eastAsia="Times New Roman" w:cs="Times New Roman"/>
         </w:rPr>
-        <w:t>C</w:t>
-      </w:r>
-      <w:r>
-        <w:rPr>
-          <w:rFonts w:eastAsia="Times New Roman" w:cs="Times New Roman"/>
-        </w:rPr>
-        <w:t xml:space="preserve">an </w:t>
-      </w:r>
-      <w:r>
-        <w:rPr>
-          <w:rFonts w:eastAsia="Times New Roman" w:cs="Times New Roman"/>
-        </w:rPr>
-        <w:t xml:space="preserve">a </w:t>
-      </w:r>
-      <w:r>
-        <w:rPr>
-          <w:rFonts w:eastAsia="Times New Roman" w:cs="Times New Roman"/>
-        </w:rPr>
-        <w:t xml:space="preserve">Reinforcement Learning model be applied to </w:t>
+        <w:t xml:space="preserve">How can Reinforcement Learning model be applied to </w:t>
       </w:r>
       <w:r>
         <w:rPr>
@@ -7634,40 +7600,25 @@
           <w:rFonts w:eastAsia="Yu Gothic Light"/>
         </w:rPr>
       </w:pPr>
-      <w:bookmarkStart w:id="57" w:name="_Toc222773939"/>
-      <w:bookmarkStart w:id="58" w:name="_Toc251423642"/>
-      <w:bookmarkStart w:id="59" w:name="_Toc464831655"/>
-      <w:bookmarkStart w:id="60" w:name="_Toc465328391"/>
+      <w:bookmarkStart w:id="57" w:name="_Toc251423642"/>
+      <w:bookmarkStart w:id="58" w:name="_Toc464831655"/>
+      <w:bookmarkStart w:id="59" w:name="_Toc465328391"/>
+      <w:bookmarkStart w:id="60" w:name="_Toc222773939"/>
       <w:r>
         <w:rPr>
           <w:rFonts w:eastAsia="Yu Gothic Light"/>
         </w:rPr>
         <w:lastRenderedPageBreak/>
-        <w:t xml:space="preserve">Review </w:t>
-      </w:r>
-      <w:r>
-        <w:rPr>
-          <w:rFonts w:eastAsia="Yu Gothic Light"/>
-        </w:rPr>
-        <w:t>of</w:t>
-      </w:r>
-      <w:r>
-        <w:rPr>
-          <w:rFonts w:eastAsia="Yu Gothic Light"/>
-        </w:rPr>
-        <w:t xml:space="preserve"> Relevant Literature</w:t>
-      </w:r>
-      <w:bookmarkEnd w:id="57"/>
+        <w:t>Review of Relevant Literature</w:t>
+      </w:r>
+      <w:bookmarkEnd w:id="60"/>
     </w:p>
     <w:p>
       <w:pPr>
         <w:pStyle w:val="Heading3"/>
       </w:pPr>
       <w:r>
-        <w:t xml:space="preserve">The Supply </w:t>
-      </w:r>
-      <w:r>
-        <w:t>Chain</w:t>
+        <w:t>The Supply Chain</w:t>
       </w:r>
     </w:p>
     <w:p>
@@ -12059,9 +12010,9 @@
       <w:r>
         <w:t>Summary</w:t>
       </w:r>
+      <w:bookmarkEnd w:id="57"/>
       <w:bookmarkEnd w:id="58"/>
       <w:bookmarkEnd w:id="59"/>
-      <w:bookmarkEnd w:id="60"/>
       <w:bookmarkEnd w:id="63"/>
     </w:p>
     <w:p>
@@ -12474,17 +12425,17 @@
       <w:pPr>
         <w:pStyle w:val="Heading2"/>
       </w:pPr>
-      <w:bookmarkStart w:id="71" w:name="_Toc222773944"/>
-      <w:bookmarkStart w:id="72" w:name="_Toc251423644"/>
-      <w:bookmarkStart w:id="73" w:name="_Toc464831657"/>
-      <w:bookmarkStart w:id="74" w:name="_Toc465328393"/>
+      <w:bookmarkStart w:id="71" w:name="_Toc251423644"/>
+      <w:bookmarkStart w:id="72" w:name="_Toc464831657"/>
+      <w:bookmarkStart w:id="73" w:name="_Toc465328393"/>
+      <w:bookmarkStart w:id="74" w:name="_Toc222773944"/>
       <w:r>
         <w:t>Research Methodology and Design</w:t>
       </w:r>
       <w:r>
         <w:t xml:space="preserve"> Process Diagram</w:t>
       </w:r>
-      <w:bookmarkEnd w:id="71"/>
+      <w:bookmarkEnd w:id="74"/>
     </w:p>
     <w:p>
       <w:r>
@@ -12536,9 +12487,9 @@
       <w:r>
         <w:t>Research Methodology and Design</w:t>
       </w:r>
+      <w:bookmarkEnd w:id="71"/>
       <w:bookmarkEnd w:id="72"/>
       <w:bookmarkEnd w:id="73"/>
-      <w:bookmarkEnd w:id="74"/>
       <w:r>
         <w:t xml:space="preserve"> </w:t>
       </w:r>
@@ -12611,9 +12562,9 @@
       </w:pPr>
       <w:bookmarkStart w:id="76" w:name="_Toc464831658"/>
       <w:bookmarkStart w:id="77" w:name="_Toc465328394"/>
-      <w:bookmarkStart w:id="78" w:name="_Toc222773946"/>
-      <w:bookmarkStart w:id="79" w:name="_Toc145748781"/>
-      <w:bookmarkStart w:id="80" w:name="_Toc145829268"/>
+      <w:bookmarkStart w:id="78" w:name="_Toc145748781"/>
+      <w:bookmarkStart w:id="79" w:name="_Toc145829268"/>
+      <w:bookmarkStart w:id="80" w:name="_Toc222773946"/>
       <w:r>
         <w:t>Population</w:t>
       </w:r>
@@ -12622,13 +12573,13 @@
       </w:r>
       <w:bookmarkEnd w:id="76"/>
       <w:bookmarkEnd w:id="77"/>
-      <w:bookmarkEnd w:id="78"/>
+      <w:bookmarkEnd w:id="80"/>
       <w:r>
         <w:t xml:space="preserve"> </w:t>
       </w:r>
     </w:p>
+    <w:bookmarkEnd w:id="78"/>
     <w:bookmarkEnd w:id="79"/>
-    <w:bookmarkEnd w:id="80"/>
     <w:p>
       <w:pPr>
         <w:pStyle w:val="Body"/>
@@ -12739,13 +12690,13 @@
       <w:pPr>
         <w:pStyle w:val="Heading2"/>
       </w:pPr>
-      <w:bookmarkStart w:id="85" w:name="_Toc222773948"/>
-      <w:bookmarkStart w:id="86" w:name="_Toc464831663"/>
-      <w:bookmarkStart w:id="87" w:name="_Toc465328397"/>
+      <w:bookmarkStart w:id="85" w:name="_Toc464831663"/>
+      <w:bookmarkStart w:id="86" w:name="_Toc465328397"/>
+      <w:bookmarkStart w:id="87" w:name="_Toc222773948"/>
       <w:r>
         <w:t>Operational Definitions of Variables</w:t>
       </w:r>
-      <w:bookmarkEnd w:id="85"/>
+      <w:bookmarkEnd w:id="87"/>
     </w:p>
     <w:p>
       <w:pPr>
@@ -13074,8 +13025,8 @@
       <w:r>
         <w:t>Study Procedures</w:t>
       </w:r>
+      <w:bookmarkEnd w:id="85"/>
       <w:bookmarkEnd w:id="86"/>
-      <w:bookmarkEnd w:id="87"/>
       <w:bookmarkEnd w:id="88"/>
       <w:r>
         <w:t xml:space="preserve"> </w:t>
@@ -15057,8 +15008,8 @@
       <w:bookmarkStart w:id="94" w:name="_Toc251424087"/>
       <w:bookmarkStart w:id="95" w:name="_Toc464831670"/>
       <w:bookmarkStart w:id="96" w:name="_Toc465328404"/>
-      <w:bookmarkStart w:id="97" w:name="_Toc222773955"/>
-      <w:bookmarkStart w:id="98" w:name="_Toc231285448"/>
+      <w:bookmarkStart w:id="97" w:name="_Toc231285448"/>
+      <w:bookmarkStart w:id="98" w:name="_Toc222773955"/>
       <w:r>
         <w:lastRenderedPageBreak/>
         <w:t>Chapter 4: Finding</w:t>
@@ -15069,7 +15020,7 @@
       <w:r>
         <w:t>s</w:t>
       </w:r>
-      <w:bookmarkEnd w:id="97"/>
+      <w:bookmarkEnd w:id="98"/>
       <w:r>
         <w:t xml:space="preserve"> </w:t>
       </w:r>
@@ -20951,9 +20902,9 @@
       </w:pPr>
       <w:bookmarkStart w:id="113" w:name="_Toc464831675"/>
       <w:bookmarkStart w:id="114" w:name="_Toc465328407"/>
-      <w:bookmarkStart w:id="115" w:name="_Toc222773959"/>
-      <w:bookmarkStart w:id="116" w:name="_Toc222132556"/>
-      <w:bookmarkStart w:id="117" w:name="_Toc251424090"/>
+      <w:bookmarkStart w:id="115" w:name="_Toc222132556"/>
+      <w:bookmarkStart w:id="116" w:name="_Toc251424090"/>
+      <w:bookmarkStart w:id="117" w:name="_Toc222773959"/>
       <w:commentRangeStart w:id="118"/>
       <w:r>
         <w:t>Evaluation of the Findings</w:t>
@@ -20967,7 +20918,7 @@
         </w:rPr>
         <w:commentReference w:id="118"/>
       </w:r>
-      <w:bookmarkEnd w:id="115"/>
+      <w:bookmarkEnd w:id="117"/>
     </w:p>
     <w:p>
       <w:pPr>
@@ -21204,8 +21155,8 @@
       <w:r>
         <w:t>Summary</w:t>
       </w:r>
+      <w:bookmarkEnd w:id="115"/>
       <w:bookmarkEnd w:id="116"/>
-      <w:bookmarkEnd w:id="117"/>
       <w:bookmarkEnd w:id="120"/>
       <w:bookmarkEnd w:id="121"/>
       <w:bookmarkEnd w:id="122"/>
@@ -22194,7 +22145,7 @@
       <w:bookmarkStart w:id="145" w:name="_Toc464831682"/>
       <w:bookmarkStart w:id="146" w:name="_Toc465328414"/>
       <w:bookmarkStart w:id="147" w:name="_Toc222773967"/>
-      <w:bookmarkEnd w:id="98"/>
+      <w:bookmarkEnd w:id="97"/>
       <w:r>
         <w:lastRenderedPageBreak/>
         <w:t>References</w:t>
@@ -27103,19 +27054,19 @@
       <w:pPr>
         <w:pStyle w:val="Heading1"/>
       </w:pPr>
-      <w:bookmarkStart w:id="154" w:name="_Toc222773969"/>
-      <w:bookmarkStart w:id="155" w:name="_Toc464831685"/>
-      <w:bookmarkStart w:id="156" w:name="_Toc465328417"/>
+      <w:bookmarkStart w:id="154" w:name="_Toc464831685"/>
+      <w:bookmarkStart w:id="155" w:name="_Toc465328417"/>
+      <w:bookmarkStart w:id="156" w:name="_Toc222773969"/>
       <w:r>
         <w:lastRenderedPageBreak/>
         <w:t>Appendix B</w:t>
       </w:r>
+      <w:bookmarkEnd w:id="156"/>
+      <w:r>
+        <w:t xml:space="preserve"> </w:t>
+      </w:r>
       <w:bookmarkEnd w:id="154"/>
-      <w:r>
-        <w:t xml:space="preserve"> </w:t>
-      </w:r>
       <w:bookmarkEnd w:id="155"/>
-      <w:bookmarkEnd w:id="156"/>
     </w:p>
     <w:p>
       <w:pPr>
@@ -33116,7 +33067,6 @@
   <w:style w:type="character" w:default="1" w:styleId="DefaultParagraphFont">
     <w:name w:val="Default Paragraph Font"/>
     <w:uiPriority w:val="1"/>
-    <w:semiHidden/>
     <w:unhideWhenUsed/>
   </w:style>
   <w:style w:type="table" w:default="1" w:styleId="TableNormal">
